--- a/01_The_Blue_Silence/Manuscript/THE_BLUE_SILENCE__Chapter_00_Prologue_The_Box.docx
+++ b/01_The_Blue_Silence/Manuscript/THE_BLUE_SILENCE__Chapter_00_Prologue_The_Box.docx
@@ -255,7 +255,7 @@
     </w:p>
     <w:p>
       <w:r>
-        <w:t>He looked at Malik's retired-service identification card, then at Malik.</w:t>
+        <w:t>He looked at Malik’s retired-service identification card, then at Malik.</w:t>
       </w:r>
     </w:p>
     <w:p>
@@ -485,7 +485,7 @@
     </w:p>
     <w:p>
       <w:r>
-        <w:t>Salina glanced at the disposal list in Malik's hand.</w:t>
+        <w:t>Salina glanced at the disposal list in Malik’s hand.</w:t>
       </w:r>
     </w:p>
     <w:p>
@@ -921,7 +921,7 @@
     </w:p>
     <w:p>
       <w:r>
-        <w:t>They don't control people. They control what people are afraid to lose.</w:t>
+        <w:t>They don’t control people. They control what people are afraid to lose.</w:t>
       </w:r>
     </w:p>
     <w:p>
@@ -1037,7 +1037,7 @@
     </w:p>
     <w:p>
       <w:r>
-        <w:t>Malik's fingers tightened around the edge of the table.</w:t>
+        <w:t>Malik’s fingers tightened around the edge of the table.</w:t>
       </w:r>
     </w:p>
     <w:p>
@@ -1292,7 +1292,7 @@
     </w:p>
     <w:p>
       <w:r>
-        <w:t>The boy's expression was ordinary.</w:t>
+        <w:t>The boy’s expression was ordinary.</w:t>
       </w:r>
     </w:p>
     <w:p>
@@ -1392,7 +1392,7 @@
     </w:p>
     <w:p>
       <w:r>
-        <w:t>“It's me.”</w:t>
+        <w:t>“It’s me.”</w:t>
       </w:r>
     </w:p>
     <w:p>
@@ -1422,7 +1422,7 @@
     </w:p>
     <w:p>
       <w:r>
-        <w:t>Then a man's voice answered.</w:t>
+        <w:t>Then a man’s voice answered.</w:t>
       </w:r>
     </w:p>
     <w:p>
@@ -1457,12 +1457,12 @@
     </w:p>
     <w:p>
       <w:r>
-        <w:t>Malik's mouth went dry.</w:t>
-      </w:r>
-    </w:p>
-    <w:p>
-      <w:r>
-        <w:t>“I don't know.”</w:t>
+        <w:t>Malik’s mouth went dry.</w:t>
+      </w:r>
+    </w:p>
+    <w:p>
+      <w:r>
+        <w:t>“I don’t know.”</w:t>
       </w:r>
     </w:p>
     <w:p>
@@ -1537,7 +1537,7 @@
     </w:p>
     <w:p>
       <w:r>
-        <w:t>Then he folded Harun's note into four equal parts and placed it inside his wallet, behind a photograph of his grandchildren.</w:t>
+        <w:t>Then he folded Harun’s note into four equal parts and placed it inside his wallet, behind a photograph of his grandchildren.</w:t>
       </w:r>
     </w:p>
     <w:p>
